--- a/Введение в ИТ/Лабораторная работа #7 референс.docx
+++ b/Введение в ИТ/Лабораторная работа #7 референс.docx
@@ -707,8 +707,8 @@
       </w:tblPr>
       <w:tblGrid>
         <w:gridCol w:w="3441"/>
-        <w:gridCol w:w="3030"/>
-        <w:gridCol w:w="3027"/>
+        <w:gridCol w:w="3029"/>
+        <w:gridCol w:w="3028"/>
       </w:tblGrid>
       <w:tr>
         <w:trPr/>
@@ -722,6 +722,7 @@
             <w:pPr>
               <w:pStyle w:val="Normal"/>
               <w:widowControl/>
+              <w:suppressAutoHyphens w:val="true"/>
               <w:spacing w:lineRule="auto" w:line="276" w:before="0" w:after="0"/>
               <w:ind w:hanging="0"/>
               <w:jc w:val="center"/>
@@ -741,13 +742,14 @@
         </w:tc>
         <w:tc>
           <w:tcPr>
-            <w:tcW w:w="3030" w:type="dxa"/>
-            <w:tcBorders/>
-          </w:tcPr>
-          <w:p>
-            <w:pPr>
-              <w:pStyle w:val="Normal"/>
-              <w:widowControl/>
+            <w:tcW w:w="3029" w:type="dxa"/>
+            <w:tcBorders/>
+          </w:tcPr>
+          <w:p>
+            <w:pPr>
+              <w:pStyle w:val="Normal"/>
+              <w:widowControl/>
+              <w:suppressAutoHyphens w:val="true"/>
               <w:spacing w:lineRule="auto" w:line="276" w:before="0" w:after="0"/>
               <w:ind w:hanging="0"/>
               <w:jc w:val="center"/>
@@ -767,13 +769,14 @@
         </w:tc>
         <w:tc>
           <w:tcPr>
-            <w:tcW w:w="3027" w:type="dxa"/>
-            <w:tcBorders/>
-          </w:tcPr>
-          <w:p>
-            <w:pPr>
-              <w:pStyle w:val="Normal"/>
-              <w:widowControl/>
+            <w:tcW w:w="3028" w:type="dxa"/>
+            <w:tcBorders/>
+          </w:tcPr>
+          <w:p>
+            <w:pPr>
+              <w:pStyle w:val="Normal"/>
+              <w:widowControl/>
+              <w:suppressAutoHyphens w:val="true"/>
               <w:spacing w:lineRule="auto" w:line="276" w:before="0" w:after="0"/>
               <w:ind w:hanging="0"/>
               <w:jc w:val="center"/>
@@ -803,6 +806,7 @@
             <w:pPr>
               <w:pStyle w:val="Normal"/>
               <w:widowControl/>
+              <w:suppressAutoHyphens w:val="true"/>
               <w:spacing w:lineRule="auto" w:line="276" w:before="0" w:after="0"/>
               <w:ind w:hanging="0"/>
               <w:jc w:val="center"/>
@@ -822,13 +826,14 @@
         </w:tc>
         <w:tc>
           <w:tcPr>
-            <w:tcW w:w="3030" w:type="dxa"/>
-            <w:tcBorders/>
-          </w:tcPr>
-          <w:p>
-            <w:pPr>
-              <w:pStyle w:val="Normal"/>
-              <w:widowControl/>
+            <w:tcW w:w="3029" w:type="dxa"/>
+            <w:tcBorders/>
+          </w:tcPr>
+          <w:p>
+            <w:pPr>
+              <w:pStyle w:val="Normal"/>
+              <w:widowControl/>
+              <w:suppressAutoHyphens w:val="true"/>
               <w:spacing w:lineRule="auto" w:line="276" w:before="0" w:after="0"/>
               <w:ind w:hanging="0"/>
               <w:jc w:val="center"/>
@@ -848,13 +853,14 @@
         </w:tc>
         <w:tc>
           <w:tcPr>
-            <w:tcW w:w="3027" w:type="dxa"/>
-            <w:tcBorders/>
-          </w:tcPr>
-          <w:p>
-            <w:pPr>
-              <w:pStyle w:val="Normal"/>
-              <w:widowControl/>
+            <w:tcW w:w="3028" w:type="dxa"/>
+            <w:tcBorders/>
+          </w:tcPr>
+          <w:p>
+            <w:pPr>
+              <w:pStyle w:val="Normal"/>
+              <w:widowControl/>
+              <w:suppressAutoHyphens w:val="true"/>
               <w:spacing w:lineRule="auto" w:line="276" w:before="0" w:after="0"/>
               <w:ind w:hanging="0"/>
               <w:jc w:val="center"/>
@@ -884,6 +890,7 @@
             <w:pPr>
               <w:pStyle w:val="Normal"/>
               <w:widowControl/>
+              <w:suppressAutoHyphens w:val="true"/>
               <w:spacing w:lineRule="auto" w:line="276" w:before="0" w:after="0"/>
               <w:ind w:hanging="0"/>
               <w:jc w:val="center"/>
@@ -903,13 +910,14 @@
         </w:tc>
         <w:tc>
           <w:tcPr>
-            <w:tcW w:w="3030" w:type="dxa"/>
-            <w:tcBorders/>
-          </w:tcPr>
-          <w:p>
-            <w:pPr>
-              <w:pStyle w:val="Normal"/>
-              <w:widowControl/>
+            <w:tcW w:w="3029" w:type="dxa"/>
+            <w:tcBorders/>
+          </w:tcPr>
+          <w:p>
+            <w:pPr>
+              <w:pStyle w:val="Normal"/>
+              <w:widowControl/>
+              <w:suppressAutoHyphens w:val="true"/>
               <w:spacing w:lineRule="auto" w:line="276" w:before="0" w:after="0"/>
               <w:ind w:hanging="0"/>
               <w:jc w:val="center"/>
@@ -929,13 +937,14 @@
         </w:tc>
         <w:tc>
           <w:tcPr>
-            <w:tcW w:w="3027" w:type="dxa"/>
-            <w:tcBorders/>
-          </w:tcPr>
-          <w:p>
-            <w:pPr>
-              <w:pStyle w:val="Normal"/>
-              <w:widowControl/>
+            <w:tcW w:w="3028" w:type="dxa"/>
+            <w:tcBorders/>
+          </w:tcPr>
+          <w:p>
+            <w:pPr>
+              <w:pStyle w:val="Normal"/>
+              <w:widowControl/>
+              <w:suppressAutoHyphens w:val="true"/>
               <w:spacing w:lineRule="auto" w:line="276" w:before="0" w:after="0"/>
               <w:ind w:hanging="0"/>
               <w:jc w:val="center"/>
@@ -1354,6 +1363,7 @@
             <w:pPr>
               <w:pStyle w:val="Normal"/>
               <w:widowControl/>
+              <w:suppressAutoHyphens w:val="true"/>
               <w:spacing w:before="0" w:after="0"/>
               <w:ind w:hanging="0"/>
               <w:jc w:val="center"/>
@@ -1380,6 +1390,7 @@
             <w:pPr>
               <w:pStyle w:val="Normal"/>
               <w:widowControl/>
+              <w:suppressAutoHyphens w:val="true"/>
               <w:spacing w:before="0" w:after="0"/>
               <w:ind w:hanging="0"/>
               <w:jc w:val="center"/>
@@ -1406,6 +1417,7 @@
             <w:pPr>
               <w:pStyle w:val="Normal"/>
               <w:widowControl/>
+              <w:suppressAutoHyphens w:val="true"/>
               <w:spacing w:before="0" w:after="0"/>
               <w:ind w:hanging="0"/>
               <w:jc w:val="center"/>
@@ -1436,6 +1448,7 @@
             <w:pPr>
               <w:pStyle w:val="Normal"/>
               <w:widowControl/>
+              <w:suppressAutoHyphens w:val="true"/>
               <w:spacing w:before="0" w:after="0"/>
               <w:ind w:hanging="0"/>
               <w:jc w:val="both"/>
@@ -1445,9 +1458,7 @@
             </w:pPr>
             <w:r>
               <w:rPr>
-                <w:kern w:val="0"/>
-                <w:szCs w:val="28"/>
-                <w:lang w:val="ru-RU" w:bidi="ar-SA"/>
+                <w:szCs w:val="28"/>
               </w:rPr>
             </w:r>
           </w:p>
@@ -1461,6 +1472,7 @@
             <w:pPr>
               <w:pStyle w:val="Normal"/>
               <w:widowControl/>
+              <w:suppressAutoHyphens w:val="true"/>
               <w:spacing w:before="0" w:after="0"/>
               <w:ind w:hanging="0"/>
               <w:jc w:val="center"/>
@@ -1487,6 +1499,7 @@
             <w:pPr>
               <w:pStyle w:val="Normal"/>
               <w:widowControl/>
+              <w:suppressAutoHyphens w:val="true"/>
               <w:spacing w:before="0" w:after="0"/>
               <w:ind w:hanging="0"/>
               <w:jc w:val="center"/>
@@ -1753,7 +1766,8 @@
         <w:gridCol w:w="1335"/>
         <w:gridCol w:w="1334"/>
         <w:gridCol w:w="1336"/>
-        <w:gridCol w:w="1334"/>
+        <w:gridCol w:w="1333"/>
+        <w:gridCol w:w="1"/>
         <w:gridCol w:w="1336"/>
         <w:gridCol w:w="1334"/>
         <w:gridCol w:w="1336"/>
@@ -1770,6 +1784,7 @@
             <w:pPr>
               <w:pStyle w:val="Normal"/>
               <w:widowControl/>
+              <w:suppressAutoHyphens w:val="true"/>
               <w:spacing w:lineRule="auto" w:line="240" w:before="0" w:after="0"/>
               <w:ind w:hanging="0"/>
               <w:jc w:val="center"/>
@@ -1778,10 +1793,7 @@
               </w:rPr>
             </w:pPr>
             <w:r>
-              <w:rPr>
-                <w:kern w:val="0"/>
-                <w:lang w:val="ru-RU" w:bidi="ar-SA"/>
-              </w:rPr>
+              <w:rPr/>
             </w:r>
             <m:oMathPara xmlns:m="http://schemas.openxmlformats.org/officeDocument/2006/math">
               <m:oMathParaPr>
@@ -1807,6 +1819,7 @@
             <w:pPr>
               <w:pStyle w:val="Normal"/>
               <w:widowControl/>
+              <w:suppressAutoHyphens w:val="true"/>
               <w:spacing w:lineRule="auto" w:line="240" w:before="0" w:after="0"/>
               <w:ind w:hanging="0"/>
               <w:jc w:val="both"/>
@@ -1826,7 +1839,7 @@
         </w:tc>
         <w:tc>
           <w:tcPr>
-            <w:tcW w:w="4004" w:type="dxa"/>
+            <w:tcW w:w="4003" w:type="dxa"/>
             <w:gridSpan w:val="3"/>
             <w:tcBorders/>
           </w:tcPr>
@@ -1834,6 +1847,7 @@
             <w:pPr>
               <w:pStyle w:val="Normal"/>
               <w:widowControl/>
+              <w:suppressAutoHyphens w:val="true"/>
               <w:spacing w:lineRule="auto" w:line="240" w:before="0" w:after="0"/>
               <w:ind w:hanging="0"/>
               <w:jc w:val="both"/>
@@ -1853,14 +1867,15 @@
         </w:tc>
         <w:tc>
           <w:tcPr>
-            <w:tcW w:w="4006" w:type="dxa"/>
-            <w:gridSpan w:val="3"/>
-            <w:tcBorders/>
-          </w:tcPr>
-          <w:p>
-            <w:pPr>
-              <w:pStyle w:val="Normal"/>
-              <w:widowControl/>
+            <w:tcW w:w="4007" w:type="dxa"/>
+            <w:gridSpan w:val="4"/>
+            <w:tcBorders/>
+          </w:tcPr>
+          <w:p>
+            <w:pPr>
+              <w:pStyle w:val="Normal"/>
+              <w:widowControl/>
+              <w:suppressAutoHyphens w:val="true"/>
               <w:spacing w:lineRule="auto" w:line="240" w:before="0" w:after="0"/>
               <w:ind w:hanging="0"/>
               <w:jc w:val="both"/>
@@ -1891,18 +1906,17 @@
             <w:pPr>
               <w:pStyle w:val="Normal"/>
               <w:widowControl/>
-              <w:spacing w:lineRule="auto" w:line="240" w:before="0" w:after="0"/>
-              <w:ind w:hanging="0"/>
-              <w:jc w:val="both"/>
-              <w:rPr>
-                <w:szCs w:val="28"/>
-              </w:rPr>
-            </w:pPr>
-            <w:r>
-              <w:rPr>
-                <w:kern w:val="0"/>
-                <w:szCs w:val="28"/>
-                <w:lang w:val="ru-RU" w:bidi="ar-SA"/>
+              <w:suppressAutoHyphens w:val="true"/>
+              <w:spacing w:lineRule="auto" w:line="240" w:before="0" w:after="0"/>
+              <w:ind w:hanging="0"/>
+              <w:jc w:val="both"/>
+              <w:rPr>
+                <w:szCs w:val="28"/>
+              </w:rPr>
+            </w:pPr>
+            <w:r>
+              <w:rPr>
+                <w:szCs w:val="28"/>
               </w:rPr>
             </w:r>
           </w:p>
@@ -1916,6 +1930,7 @@
             <w:pPr>
               <w:pStyle w:val="Normal"/>
               <w:widowControl/>
+              <w:suppressAutoHyphens w:val="true"/>
               <w:spacing w:lineRule="auto" w:line="240" w:before="0" w:after="0"/>
               <w:ind w:hanging="0"/>
               <w:jc w:val="center"/>
@@ -1924,10 +1939,7 @@
               </w:rPr>
             </w:pPr>
             <w:r>
-              <w:rPr>
-                <w:kern w:val="0"/>
-                <w:lang w:val="ru-RU" w:bidi="ar-SA"/>
-              </w:rPr>
+              <w:rPr/>
             </w:r>
             <m:oMathPara xmlns:m="http://schemas.openxmlformats.org/officeDocument/2006/math">
               <m:oMathParaPr>
@@ -1959,6 +1971,7 @@
             <w:pPr>
               <w:pStyle w:val="Normal"/>
               <w:widowControl/>
+              <w:suppressAutoHyphens w:val="true"/>
               <w:spacing w:lineRule="auto" w:line="240" w:before="0" w:after="0"/>
               <w:ind w:hanging="0"/>
               <w:jc w:val="center"/>
@@ -1967,10 +1980,7 @@
               </w:rPr>
             </w:pPr>
             <w:r>
-              <w:rPr>
-                <w:kern w:val="0"/>
-                <w:lang w:val="ru-RU" w:bidi="ar-SA"/>
-              </w:rPr>
+              <w:rPr/>
             </w:r>
             <m:oMathPara xmlns:m="http://schemas.openxmlformats.org/officeDocument/2006/math">
               <m:oMathParaPr>
@@ -1996,12 +2006,14 @@
         <w:tc>
           <w:tcPr>
             <w:tcW w:w="1334" w:type="dxa"/>
-            <w:tcBorders/>
-          </w:tcPr>
-          <w:p>
-            <w:pPr>
-              <w:pStyle w:val="Normal"/>
-              <w:widowControl/>
+            <w:gridSpan w:val="2"/>
+            <w:tcBorders/>
+          </w:tcPr>
+          <w:p>
+            <w:pPr>
+              <w:pStyle w:val="Normal"/>
+              <w:widowControl/>
+              <w:suppressAutoHyphens w:val="true"/>
               <w:spacing w:lineRule="auto" w:line="240" w:before="0" w:after="0"/>
               <w:ind w:hanging="0"/>
               <w:jc w:val="center"/>
@@ -2010,10 +2022,7 @@
               </w:rPr>
             </w:pPr>
             <w:r>
-              <w:rPr>
-                <w:kern w:val="0"/>
-                <w:lang w:val="ru-RU" w:bidi="ar-SA"/>
-              </w:rPr>
+              <w:rPr/>
             </w:r>
             <m:oMathPara xmlns:m="http://schemas.openxmlformats.org/officeDocument/2006/math">
               <m:oMathParaPr>
@@ -2055,6 +2064,7 @@
             <w:pPr>
               <w:pStyle w:val="Normal"/>
               <w:widowControl/>
+              <w:suppressAutoHyphens w:val="true"/>
               <w:spacing w:lineRule="auto" w:line="240" w:before="0" w:after="0"/>
               <w:ind w:hanging="0"/>
               <w:jc w:val="center"/>
@@ -2063,10 +2073,7 @@
               </w:rPr>
             </w:pPr>
             <w:r>
-              <w:rPr>
-                <w:kern w:val="0"/>
-                <w:lang w:val="ru-RU" w:bidi="ar-SA"/>
-              </w:rPr>
+              <w:rPr/>
             </w:r>
             <m:oMathPara xmlns:m="http://schemas.openxmlformats.org/officeDocument/2006/math">
               <m:oMathParaPr>
@@ -2098,6 +2105,7 @@
             <w:pPr>
               <w:pStyle w:val="Normal"/>
               <w:widowControl/>
+              <w:suppressAutoHyphens w:val="true"/>
               <w:spacing w:lineRule="auto" w:line="240" w:before="0" w:after="0"/>
               <w:ind w:hanging="0"/>
               <w:jc w:val="center"/>
@@ -2106,10 +2114,7 @@
               </w:rPr>
             </w:pPr>
             <w:r>
-              <w:rPr>
-                <w:kern w:val="0"/>
-                <w:lang w:val="ru-RU" w:bidi="ar-SA"/>
-              </w:rPr>
+              <w:rPr/>
             </w:r>
             <m:oMathPara xmlns:m="http://schemas.openxmlformats.org/officeDocument/2006/math">
               <m:oMathParaPr>
@@ -2141,6 +2146,7 @@
             <w:pPr>
               <w:pStyle w:val="Normal"/>
               <w:widowControl/>
+              <w:suppressAutoHyphens w:val="true"/>
               <w:spacing w:lineRule="auto" w:line="240" w:before="0" w:after="0"/>
               <w:ind w:hanging="0"/>
               <w:jc w:val="center"/>
@@ -2149,10 +2155,7 @@
               </w:rPr>
             </w:pPr>
             <w:r>
-              <w:rPr>
-                <w:kern w:val="0"/>
-                <w:lang w:val="ru-RU" w:bidi="ar-SA"/>
-              </w:rPr>
+              <w:rPr/>
             </w:r>
             <m:oMathPara xmlns:m="http://schemas.openxmlformats.org/officeDocument/2006/math">
               <m:oMathParaPr>
@@ -2197,6 +2200,7 @@
             <w:pPr>
               <w:pStyle w:val="Normal"/>
               <w:widowControl/>
+              <w:suppressAutoHyphens w:val="true"/>
               <w:spacing w:lineRule="auto" w:line="240" w:before="0" w:after="0"/>
               <w:ind w:hanging="0"/>
               <w:jc w:val="both"/>
@@ -2223,6 +2227,7 @@
             <w:pPr>
               <w:pStyle w:val="Normal"/>
               <w:widowControl/>
+              <w:suppressAutoHyphens w:val="true"/>
               <w:spacing w:lineRule="auto" w:line="240" w:before="0" w:after="0"/>
               <w:ind w:hanging="0"/>
               <w:jc w:val="both"/>
@@ -2249,6 +2254,7 @@
             <w:pPr>
               <w:pStyle w:val="Normal"/>
               <w:widowControl/>
+              <w:suppressAutoHyphens w:val="true"/>
               <w:spacing w:lineRule="auto" w:line="240" w:before="0" w:after="0"/>
               <w:ind w:hanging="0"/>
               <w:jc w:val="both"/>
@@ -2269,12 +2275,14 @@
         <w:tc>
           <w:tcPr>
             <w:tcW w:w="1334" w:type="dxa"/>
-            <w:tcBorders/>
-          </w:tcPr>
-          <w:p>
-            <w:pPr>
-              <w:pStyle w:val="Normal"/>
-              <w:widowControl/>
+            <w:gridSpan w:val="2"/>
+            <w:tcBorders/>
+          </w:tcPr>
+          <w:p>
+            <w:pPr>
+              <w:pStyle w:val="Normal"/>
+              <w:widowControl/>
+              <w:suppressAutoHyphens w:val="true"/>
               <w:spacing w:lineRule="auto" w:line="240" w:before="0" w:after="0"/>
               <w:ind w:hanging="0"/>
               <w:jc w:val="both"/>
@@ -2301,6 +2309,7 @@
             <w:pPr>
               <w:pStyle w:val="Normal"/>
               <w:widowControl/>
+              <w:suppressAutoHyphens w:val="true"/>
               <w:spacing w:lineRule="auto" w:line="240" w:before="0" w:after="0"/>
               <w:ind w:hanging="0"/>
               <w:jc w:val="both"/>
@@ -2327,6 +2336,7 @@
             <w:pPr>
               <w:pStyle w:val="Normal"/>
               <w:widowControl/>
+              <w:suppressAutoHyphens w:val="true"/>
               <w:spacing w:lineRule="auto" w:line="240" w:before="0" w:after="0"/>
               <w:ind w:hanging="0"/>
               <w:jc w:val="both"/>
@@ -2353,6 +2363,7 @@
             <w:pPr>
               <w:pStyle w:val="Normal"/>
               <w:widowControl/>
+              <w:suppressAutoHyphens w:val="true"/>
               <w:spacing w:lineRule="auto" w:line="240" w:before="0" w:after="0"/>
               <w:ind w:hanging="0"/>
               <w:jc w:val="both"/>
@@ -2382,6 +2393,7 @@
             <w:pPr>
               <w:pStyle w:val="Normal"/>
               <w:widowControl/>
+              <w:suppressAutoHyphens w:val="true"/>
               <w:spacing w:lineRule="auto" w:line="240" w:before="0" w:after="0"/>
               <w:ind w:hanging="0"/>
               <w:jc w:val="both"/>
@@ -2408,6 +2420,7 @@
             <w:pPr>
               <w:pStyle w:val="Normal"/>
               <w:widowControl/>
+              <w:suppressAutoHyphens w:val="true"/>
               <w:spacing w:lineRule="auto" w:line="240" w:before="0" w:after="0"/>
               <w:ind w:hanging="0"/>
               <w:jc w:val="both"/>
@@ -2434,6 +2447,7 @@
             <w:pPr>
               <w:pStyle w:val="Normal"/>
               <w:widowControl/>
+              <w:suppressAutoHyphens w:val="true"/>
               <w:spacing w:lineRule="auto" w:line="240" w:before="0" w:after="0"/>
               <w:ind w:hanging="0"/>
               <w:jc w:val="both"/>
@@ -2454,12 +2468,14 @@
         <w:tc>
           <w:tcPr>
             <w:tcW w:w="1334" w:type="dxa"/>
-            <w:tcBorders/>
-          </w:tcPr>
-          <w:p>
-            <w:pPr>
-              <w:pStyle w:val="Normal"/>
-              <w:widowControl/>
+            <w:gridSpan w:val="2"/>
+            <w:tcBorders/>
+          </w:tcPr>
+          <w:p>
+            <w:pPr>
+              <w:pStyle w:val="Normal"/>
+              <w:widowControl/>
+              <w:suppressAutoHyphens w:val="true"/>
               <w:spacing w:lineRule="auto" w:line="240" w:before="0" w:after="0"/>
               <w:ind w:hanging="0"/>
               <w:jc w:val="both"/>
@@ -2486,6 +2502,7 @@
             <w:pPr>
               <w:pStyle w:val="Normal"/>
               <w:widowControl/>
+              <w:suppressAutoHyphens w:val="true"/>
               <w:spacing w:lineRule="auto" w:line="240" w:before="0" w:after="0"/>
               <w:ind w:hanging="0"/>
               <w:jc w:val="both"/>
@@ -2512,6 +2529,7 @@
             <w:pPr>
               <w:pStyle w:val="Normal"/>
               <w:widowControl/>
+              <w:suppressAutoHyphens w:val="true"/>
               <w:spacing w:lineRule="auto" w:line="240" w:before="0" w:after="0"/>
               <w:ind w:hanging="0"/>
               <w:jc w:val="both"/>
@@ -2538,6 +2556,7 @@
             <w:pPr>
               <w:pStyle w:val="Normal"/>
               <w:widowControl/>
+              <w:suppressAutoHyphens w:val="true"/>
               <w:spacing w:lineRule="auto" w:line="240" w:before="0" w:after="0"/>
               <w:ind w:hanging="0"/>
               <w:jc w:val="both"/>
@@ -2567,6 +2586,7 @@
             <w:pPr>
               <w:pStyle w:val="Normal"/>
               <w:widowControl/>
+              <w:suppressAutoHyphens w:val="true"/>
               <w:spacing w:lineRule="auto" w:line="240" w:before="0" w:after="0"/>
               <w:ind w:hanging="0"/>
               <w:jc w:val="both"/>
@@ -2593,6 +2613,7 @@
             <w:pPr>
               <w:pStyle w:val="Normal"/>
               <w:widowControl/>
+              <w:suppressAutoHyphens w:val="true"/>
               <w:spacing w:lineRule="auto" w:line="240" w:before="0" w:after="0"/>
               <w:ind w:hanging="0"/>
               <w:jc w:val="both"/>
@@ -2619,6 +2640,7 @@
             <w:pPr>
               <w:pStyle w:val="Normal"/>
               <w:widowControl/>
+              <w:suppressAutoHyphens w:val="true"/>
               <w:spacing w:lineRule="auto" w:line="240" w:before="0" w:after="0"/>
               <w:ind w:hanging="0"/>
               <w:jc w:val="both"/>
@@ -2639,12 +2661,14 @@
         <w:tc>
           <w:tcPr>
             <w:tcW w:w="1334" w:type="dxa"/>
-            <w:tcBorders/>
-          </w:tcPr>
-          <w:p>
-            <w:pPr>
-              <w:pStyle w:val="Normal"/>
-              <w:widowControl/>
+            <w:gridSpan w:val="2"/>
+            <w:tcBorders/>
+          </w:tcPr>
+          <w:p>
+            <w:pPr>
+              <w:pStyle w:val="Normal"/>
+              <w:widowControl/>
+              <w:suppressAutoHyphens w:val="true"/>
               <w:spacing w:lineRule="auto" w:line="240" w:before="0" w:after="0"/>
               <w:ind w:hanging="0"/>
               <w:jc w:val="both"/>
@@ -2671,6 +2695,7 @@
             <w:pPr>
               <w:pStyle w:val="Normal"/>
               <w:widowControl/>
+              <w:suppressAutoHyphens w:val="true"/>
               <w:spacing w:lineRule="auto" w:line="240" w:before="0" w:after="0"/>
               <w:ind w:hanging="0"/>
               <w:jc w:val="both"/>
@@ -2697,6 +2722,7 @@
             <w:pPr>
               <w:pStyle w:val="Normal"/>
               <w:widowControl/>
+              <w:suppressAutoHyphens w:val="true"/>
               <w:spacing w:lineRule="auto" w:line="240" w:before="0" w:after="0"/>
               <w:ind w:hanging="0"/>
               <w:jc w:val="both"/>
@@ -2723,6 +2749,7 @@
             <w:pPr>
               <w:pStyle w:val="Normal"/>
               <w:widowControl/>
+              <w:suppressAutoHyphens w:val="true"/>
               <w:spacing w:lineRule="auto" w:line="240" w:before="0" w:after="0"/>
               <w:ind w:hanging="0"/>
               <w:jc w:val="both"/>
@@ -2752,6 +2779,7 @@
             <w:pPr>
               <w:pStyle w:val="Normal"/>
               <w:widowControl/>
+              <w:suppressAutoHyphens w:val="true"/>
               <w:spacing w:lineRule="auto" w:line="240" w:before="0" w:after="0"/>
               <w:ind w:hanging="0"/>
               <w:jc w:val="both"/>
@@ -2778,6 +2806,7 @@
             <w:pPr>
               <w:pStyle w:val="Normal"/>
               <w:widowControl/>
+              <w:suppressAutoHyphens w:val="true"/>
               <w:spacing w:lineRule="auto" w:line="240" w:before="0" w:after="0"/>
               <w:ind w:hanging="0"/>
               <w:jc w:val="both"/>
@@ -2804,6 +2833,7 @@
             <w:pPr>
               <w:pStyle w:val="Normal"/>
               <w:widowControl/>
+              <w:suppressAutoHyphens w:val="true"/>
               <w:spacing w:lineRule="auto" w:line="240" w:before="0" w:after="0"/>
               <w:ind w:hanging="0"/>
               <w:jc w:val="both"/>
@@ -2824,12 +2854,14 @@
         <w:tc>
           <w:tcPr>
             <w:tcW w:w="1334" w:type="dxa"/>
-            <w:tcBorders/>
-          </w:tcPr>
-          <w:p>
-            <w:pPr>
-              <w:pStyle w:val="Normal"/>
-              <w:widowControl/>
+            <w:gridSpan w:val="2"/>
+            <w:tcBorders/>
+          </w:tcPr>
+          <w:p>
+            <w:pPr>
+              <w:pStyle w:val="Normal"/>
+              <w:widowControl/>
+              <w:suppressAutoHyphens w:val="true"/>
               <w:spacing w:lineRule="auto" w:line="240" w:before="0" w:after="0"/>
               <w:ind w:hanging="0"/>
               <w:jc w:val="both"/>
@@ -2856,6 +2888,7 @@
             <w:pPr>
               <w:pStyle w:val="Normal"/>
               <w:widowControl/>
+              <w:suppressAutoHyphens w:val="true"/>
               <w:spacing w:lineRule="auto" w:line="240" w:before="0" w:after="0"/>
               <w:ind w:hanging="0"/>
               <w:jc w:val="both"/>
@@ -2882,6 +2915,7 @@
             <w:pPr>
               <w:pStyle w:val="Normal"/>
               <w:widowControl/>
+              <w:suppressAutoHyphens w:val="true"/>
               <w:spacing w:lineRule="auto" w:line="240" w:before="0" w:after="0"/>
               <w:ind w:hanging="0"/>
               <w:jc w:val="both"/>
@@ -2908,6 +2942,7 @@
             <w:pPr>
               <w:pStyle w:val="Normal"/>
               <w:widowControl/>
+              <w:suppressAutoHyphens w:val="true"/>
               <w:spacing w:lineRule="auto" w:line="240" w:before="0" w:after="0"/>
               <w:ind w:hanging="0"/>
               <w:jc w:val="both"/>
@@ -2937,6 +2972,7 @@
             <w:pPr>
               <w:pStyle w:val="Normal"/>
               <w:widowControl/>
+              <w:suppressAutoHyphens w:val="true"/>
               <w:spacing w:lineRule="auto" w:line="240" w:before="0" w:after="0"/>
               <w:ind w:hanging="0"/>
               <w:jc w:val="both"/>
@@ -2963,6 +2999,7 @@
             <w:pPr>
               <w:pStyle w:val="Normal"/>
               <w:widowControl/>
+              <w:suppressAutoHyphens w:val="true"/>
               <w:spacing w:lineRule="auto" w:line="240" w:before="0" w:after="0"/>
               <w:ind w:hanging="0"/>
               <w:jc w:val="both"/>
@@ -2989,6 +3026,7 @@
             <w:pPr>
               <w:pStyle w:val="Normal"/>
               <w:widowControl/>
+              <w:suppressAutoHyphens w:val="true"/>
               <w:spacing w:lineRule="auto" w:line="240" w:before="0" w:after="0"/>
               <w:ind w:hanging="0"/>
               <w:jc w:val="both"/>
@@ -3009,12 +3047,14 @@
         <w:tc>
           <w:tcPr>
             <w:tcW w:w="1334" w:type="dxa"/>
-            <w:tcBorders/>
-          </w:tcPr>
-          <w:p>
-            <w:pPr>
-              <w:pStyle w:val="Normal"/>
-              <w:widowControl/>
+            <w:gridSpan w:val="2"/>
+            <w:tcBorders/>
+          </w:tcPr>
+          <w:p>
+            <w:pPr>
+              <w:pStyle w:val="Normal"/>
+              <w:widowControl/>
+              <w:suppressAutoHyphens w:val="true"/>
               <w:spacing w:lineRule="auto" w:line="240" w:before="0" w:after="0"/>
               <w:ind w:hanging="0"/>
               <w:jc w:val="both"/>
@@ -3041,6 +3081,7 @@
             <w:pPr>
               <w:pStyle w:val="Normal"/>
               <w:widowControl/>
+              <w:suppressAutoHyphens w:val="true"/>
               <w:spacing w:lineRule="auto" w:line="240" w:before="0" w:after="0"/>
               <w:ind w:hanging="0"/>
               <w:jc w:val="both"/>
@@ -3067,6 +3108,7 @@
             <w:pPr>
               <w:pStyle w:val="Normal"/>
               <w:widowControl/>
+              <w:suppressAutoHyphens w:val="true"/>
               <w:spacing w:lineRule="auto" w:line="240" w:before="0" w:after="0"/>
               <w:ind w:hanging="0"/>
               <w:jc w:val="both"/>
@@ -3093,6 +3135,7 @@
             <w:pPr>
               <w:pStyle w:val="Normal"/>
               <w:widowControl/>
+              <w:suppressAutoHyphens w:val="true"/>
               <w:spacing w:lineRule="auto" w:line="240" w:before="0" w:after="0"/>
               <w:ind w:hanging="0"/>
               <w:jc w:val="both"/>
@@ -3122,6 +3165,7 @@
             <w:pPr>
               <w:pStyle w:val="Normal"/>
               <w:widowControl/>
+              <w:suppressAutoHyphens w:val="true"/>
               <w:spacing w:lineRule="auto" w:line="240" w:before="0" w:after="0"/>
               <w:ind w:hanging="0"/>
               <w:jc w:val="both"/>
@@ -3148,6 +3192,7 @@
             <w:pPr>
               <w:pStyle w:val="Normal"/>
               <w:widowControl/>
+              <w:suppressAutoHyphens w:val="true"/>
               <w:spacing w:lineRule="auto" w:line="240" w:before="0" w:after="0"/>
               <w:ind w:hanging="0"/>
               <w:jc w:val="both"/>
@@ -3174,6 +3219,7 @@
             <w:pPr>
               <w:pStyle w:val="Normal"/>
               <w:widowControl/>
+              <w:suppressAutoHyphens w:val="true"/>
               <w:spacing w:lineRule="auto" w:line="240" w:before="0" w:after="0"/>
               <w:ind w:hanging="0"/>
               <w:jc w:val="both"/>
@@ -3194,12 +3240,14 @@
         <w:tc>
           <w:tcPr>
             <w:tcW w:w="1334" w:type="dxa"/>
-            <w:tcBorders/>
-          </w:tcPr>
-          <w:p>
-            <w:pPr>
-              <w:pStyle w:val="Normal"/>
-              <w:widowControl/>
+            <w:gridSpan w:val="2"/>
+            <w:tcBorders/>
+          </w:tcPr>
+          <w:p>
+            <w:pPr>
+              <w:pStyle w:val="Normal"/>
+              <w:widowControl/>
+              <w:suppressAutoHyphens w:val="true"/>
               <w:spacing w:lineRule="auto" w:line="240" w:before="0" w:after="0"/>
               <w:ind w:hanging="0"/>
               <w:jc w:val="both"/>
@@ -3226,6 +3274,7 @@
             <w:pPr>
               <w:pStyle w:val="Normal"/>
               <w:widowControl/>
+              <w:suppressAutoHyphens w:val="true"/>
               <w:spacing w:lineRule="auto" w:line="240" w:before="0" w:after="0"/>
               <w:ind w:hanging="0"/>
               <w:jc w:val="both"/>
@@ -3252,6 +3301,7 @@
             <w:pPr>
               <w:pStyle w:val="Normal"/>
               <w:widowControl/>
+              <w:suppressAutoHyphens w:val="true"/>
               <w:spacing w:lineRule="auto" w:line="240" w:before="0" w:after="0"/>
               <w:ind w:hanging="0"/>
               <w:jc w:val="both"/>
@@ -3278,6 +3328,7 @@
             <w:pPr>
               <w:pStyle w:val="Normal"/>
               <w:widowControl/>
+              <w:suppressAutoHyphens w:val="true"/>
               <w:spacing w:lineRule="auto" w:line="240" w:before="0" w:after="0"/>
               <w:ind w:hanging="0"/>
               <w:jc w:val="both"/>
@@ -3307,6 +3358,7 @@
             <w:pPr>
               <w:pStyle w:val="Normal"/>
               <w:widowControl/>
+              <w:suppressAutoHyphens w:val="true"/>
               <w:spacing w:lineRule="auto" w:line="240" w:before="0" w:after="0"/>
               <w:ind w:hanging="0"/>
               <w:jc w:val="both"/>
@@ -3333,6 +3385,7 @@
             <w:pPr>
               <w:pStyle w:val="Normal"/>
               <w:widowControl/>
+              <w:suppressAutoHyphens w:val="true"/>
               <w:spacing w:lineRule="auto" w:line="240" w:before="0" w:after="0"/>
               <w:ind w:hanging="0"/>
               <w:jc w:val="both"/>
@@ -3359,6 +3412,7 @@
             <w:pPr>
               <w:pStyle w:val="Normal"/>
               <w:widowControl/>
+              <w:suppressAutoHyphens w:val="true"/>
               <w:spacing w:lineRule="auto" w:line="240" w:before="0" w:after="0"/>
               <w:ind w:hanging="0"/>
               <w:jc w:val="both"/>
@@ -3379,12 +3433,14 @@
         <w:tc>
           <w:tcPr>
             <w:tcW w:w="1334" w:type="dxa"/>
-            <w:tcBorders/>
-          </w:tcPr>
-          <w:p>
-            <w:pPr>
-              <w:pStyle w:val="Normal"/>
-              <w:widowControl/>
+            <w:gridSpan w:val="2"/>
+            <w:tcBorders/>
+          </w:tcPr>
+          <w:p>
+            <w:pPr>
+              <w:pStyle w:val="Normal"/>
+              <w:widowControl/>
+              <w:suppressAutoHyphens w:val="true"/>
               <w:spacing w:lineRule="auto" w:line="240" w:before="0" w:after="0"/>
               <w:ind w:hanging="0"/>
               <w:jc w:val="both"/>
@@ -3411,6 +3467,7 @@
             <w:pPr>
               <w:pStyle w:val="Normal"/>
               <w:widowControl/>
+              <w:suppressAutoHyphens w:val="true"/>
               <w:spacing w:lineRule="auto" w:line="240" w:before="0" w:after="0"/>
               <w:ind w:hanging="0"/>
               <w:jc w:val="both"/>
@@ -3437,6 +3494,7 @@
             <w:pPr>
               <w:pStyle w:val="Normal"/>
               <w:widowControl/>
+              <w:suppressAutoHyphens w:val="true"/>
               <w:spacing w:lineRule="auto" w:line="240" w:before="0" w:after="0"/>
               <w:ind w:hanging="0"/>
               <w:jc w:val="both"/>
@@ -3463,6 +3521,7 @@
             <w:pPr>
               <w:pStyle w:val="Normal"/>
               <w:widowControl/>
+              <w:suppressAutoHyphens w:val="true"/>
               <w:spacing w:lineRule="auto" w:line="240" w:before="0" w:after="0"/>
               <w:ind w:hanging="0"/>
               <w:jc w:val="both"/>
@@ -3492,6 +3551,7 @@
             <w:pPr>
               <w:pStyle w:val="Normal"/>
               <w:widowControl/>
+              <w:suppressAutoHyphens w:val="true"/>
               <w:spacing w:lineRule="auto" w:line="240" w:before="0" w:after="0"/>
               <w:ind w:hanging="0"/>
               <w:jc w:val="both"/>
@@ -3518,6 +3578,7 @@
             <w:pPr>
               <w:pStyle w:val="Normal"/>
               <w:widowControl/>
+              <w:suppressAutoHyphens w:val="true"/>
               <w:spacing w:lineRule="auto" w:line="240" w:before="0" w:after="0"/>
               <w:ind w:hanging="0"/>
               <w:jc w:val="both"/>
@@ -3544,6 +3605,7 @@
             <w:pPr>
               <w:pStyle w:val="Normal"/>
               <w:widowControl/>
+              <w:suppressAutoHyphens w:val="true"/>
               <w:spacing w:lineRule="auto" w:line="240" w:before="0" w:after="0"/>
               <w:ind w:hanging="0"/>
               <w:jc w:val="both"/>
@@ -3564,12 +3626,14 @@
         <w:tc>
           <w:tcPr>
             <w:tcW w:w="1334" w:type="dxa"/>
-            <w:tcBorders/>
-          </w:tcPr>
-          <w:p>
-            <w:pPr>
-              <w:pStyle w:val="Normal"/>
-              <w:widowControl/>
+            <w:gridSpan w:val="2"/>
+            <w:tcBorders/>
+          </w:tcPr>
+          <w:p>
+            <w:pPr>
+              <w:pStyle w:val="Normal"/>
+              <w:widowControl/>
+              <w:suppressAutoHyphens w:val="true"/>
               <w:spacing w:lineRule="auto" w:line="240" w:before="0" w:after="0"/>
               <w:ind w:hanging="0"/>
               <w:jc w:val="both"/>
@@ -3596,6 +3660,7 @@
             <w:pPr>
               <w:pStyle w:val="Normal"/>
               <w:widowControl/>
+              <w:suppressAutoHyphens w:val="true"/>
               <w:spacing w:lineRule="auto" w:line="240" w:before="0" w:after="0"/>
               <w:ind w:hanging="0"/>
               <w:jc w:val="both"/>
@@ -3622,6 +3687,7 @@
             <w:pPr>
               <w:pStyle w:val="Normal"/>
               <w:widowControl/>
+              <w:suppressAutoHyphens w:val="true"/>
               <w:spacing w:lineRule="auto" w:line="240" w:before="0" w:after="0"/>
               <w:ind w:hanging="0"/>
               <w:jc w:val="both"/>
@@ -3648,6 +3714,7 @@
             <w:pPr>
               <w:pStyle w:val="Normal"/>
               <w:widowControl/>
+              <w:suppressAutoHyphens w:val="true"/>
               <w:spacing w:lineRule="auto" w:line="240" w:before="0" w:after="0"/>
               <w:ind w:hanging="0"/>
               <w:jc w:val="both"/>
@@ -3677,6 +3744,7 @@
             <w:pPr>
               <w:pStyle w:val="Normal"/>
               <w:widowControl/>
+              <w:suppressAutoHyphens w:val="true"/>
               <w:spacing w:lineRule="auto" w:line="240" w:before="0" w:after="0"/>
               <w:ind w:hanging="0"/>
               <w:jc w:val="both"/>
@@ -3703,6 +3771,7 @@
             <w:pPr>
               <w:pStyle w:val="Normal"/>
               <w:widowControl/>
+              <w:suppressAutoHyphens w:val="true"/>
               <w:spacing w:lineRule="auto" w:line="240" w:before="0" w:after="0"/>
               <w:ind w:hanging="0"/>
               <w:jc w:val="both"/>
@@ -3729,6 +3798,7 @@
             <w:pPr>
               <w:pStyle w:val="Normal"/>
               <w:widowControl/>
+              <w:suppressAutoHyphens w:val="true"/>
               <w:spacing w:lineRule="auto" w:line="240" w:before="0" w:after="0"/>
               <w:ind w:hanging="0"/>
               <w:jc w:val="both"/>
@@ -3749,12 +3819,14 @@
         <w:tc>
           <w:tcPr>
             <w:tcW w:w="1334" w:type="dxa"/>
-            <w:tcBorders/>
-          </w:tcPr>
-          <w:p>
-            <w:pPr>
-              <w:pStyle w:val="Normal"/>
-              <w:widowControl/>
+            <w:gridSpan w:val="2"/>
+            <w:tcBorders/>
+          </w:tcPr>
+          <w:p>
+            <w:pPr>
+              <w:pStyle w:val="Normal"/>
+              <w:widowControl/>
+              <w:suppressAutoHyphens w:val="true"/>
               <w:spacing w:lineRule="auto" w:line="240" w:before="0" w:after="0"/>
               <w:ind w:hanging="0"/>
               <w:jc w:val="both"/>
@@ -3781,6 +3853,7 @@
             <w:pPr>
               <w:pStyle w:val="Normal"/>
               <w:widowControl/>
+              <w:suppressAutoHyphens w:val="true"/>
               <w:spacing w:lineRule="auto" w:line="240" w:before="0" w:after="0"/>
               <w:ind w:hanging="0"/>
               <w:jc w:val="both"/>
@@ -3807,6 +3880,7 @@
             <w:pPr>
               <w:pStyle w:val="Normal"/>
               <w:widowControl/>
+              <w:suppressAutoHyphens w:val="true"/>
               <w:spacing w:lineRule="auto" w:line="240" w:before="0" w:after="0"/>
               <w:ind w:hanging="0"/>
               <w:jc w:val="both"/>
@@ -3833,6 +3907,7 @@
             <w:pPr>
               <w:pStyle w:val="Normal"/>
               <w:widowControl/>
+              <w:suppressAutoHyphens w:val="true"/>
               <w:spacing w:lineRule="auto" w:line="240" w:before="0" w:after="0"/>
               <w:ind w:hanging="0"/>
               <w:jc w:val="both"/>
@@ -3862,6 +3937,7 @@
             <w:pPr>
               <w:pStyle w:val="Normal"/>
               <w:widowControl/>
+              <w:suppressAutoHyphens w:val="true"/>
               <w:spacing w:lineRule="auto" w:line="240" w:before="0" w:after="0"/>
               <w:ind w:hanging="0"/>
               <w:jc w:val="both"/>
@@ -3888,6 +3964,7 @@
             <w:pPr>
               <w:pStyle w:val="Normal"/>
               <w:widowControl/>
+              <w:suppressAutoHyphens w:val="true"/>
               <w:spacing w:lineRule="auto" w:line="240" w:before="0" w:after="0"/>
               <w:ind w:hanging="0"/>
               <w:jc w:val="both"/>
@@ -3914,6 +3991,7 @@
             <w:pPr>
               <w:pStyle w:val="Normal"/>
               <w:widowControl/>
+              <w:suppressAutoHyphens w:val="true"/>
               <w:spacing w:lineRule="auto" w:line="240" w:before="0" w:after="0"/>
               <w:ind w:hanging="0"/>
               <w:jc w:val="both"/>
@@ -3934,12 +4012,14 @@
         <w:tc>
           <w:tcPr>
             <w:tcW w:w="1334" w:type="dxa"/>
-            <w:tcBorders/>
-          </w:tcPr>
-          <w:p>
-            <w:pPr>
-              <w:pStyle w:val="Normal"/>
-              <w:widowControl/>
+            <w:gridSpan w:val="2"/>
+            <w:tcBorders/>
+          </w:tcPr>
+          <w:p>
+            <w:pPr>
+              <w:pStyle w:val="Normal"/>
+              <w:widowControl/>
+              <w:suppressAutoHyphens w:val="true"/>
               <w:spacing w:lineRule="auto" w:line="240" w:before="0" w:after="0"/>
               <w:ind w:hanging="0"/>
               <w:jc w:val="both"/>
@@ -3966,6 +4046,7 @@
             <w:pPr>
               <w:pStyle w:val="Normal"/>
               <w:widowControl/>
+              <w:suppressAutoHyphens w:val="true"/>
               <w:spacing w:lineRule="auto" w:line="240" w:before="0" w:after="0"/>
               <w:ind w:hanging="0"/>
               <w:jc w:val="both"/>
@@ -3992,6 +4073,7 @@
             <w:pPr>
               <w:pStyle w:val="Normal"/>
               <w:widowControl/>
+              <w:suppressAutoHyphens w:val="true"/>
               <w:spacing w:lineRule="auto" w:line="240" w:before="0" w:after="0"/>
               <w:ind w:hanging="0"/>
               <w:jc w:val="both"/>
@@ -4018,6 +4100,7 @@
             <w:pPr>
               <w:pStyle w:val="Normal"/>
               <w:widowControl/>
+              <w:suppressAutoHyphens w:val="true"/>
               <w:spacing w:lineRule="auto" w:line="240" w:before="0" w:after="0"/>
               <w:ind w:hanging="0"/>
               <w:jc w:val="both"/>
@@ -4047,6 +4130,7 @@
             <w:pPr>
               <w:pStyle w:val="Normal"/>
               <w:widowControl/>
+              <w:suppressAutoHyphens w:val="true"/>
               <w:spacing w:lineRule="auto" w:line="240" w:before="0" w:after="0"/>
               <w:ind w:hanging="0"/>
               <w:jc w:val="both"/>
@@ -4073,6 +4157,7 @@
             <w:pPr>
               <w:pStyle w:val="Normal"/>
               <w:widowControl/>
+              <w:suppressAutoHyphens w:val="true"/>
               <w:spacing w:lineRule="auto" w:line="240" w:before="0" w:after="0"/>
               <w:ind w:hanging="0"/>
               <w:jc w:val="both"/>
@@ -4099,6 +4184,7 @@
             <w:pPr>
               <w:pStyle w:val="Normal"/>
               <w:widowControl/>
+              <w:suppressAutoHyphens w:val="true"/>
               <w:spacing w:lineRule="auto" w:line="240" w:before="0" w:after="0"/>
               <w:ind w:hanging="0"/>
               <w:jc w:val="both"/>
@@ -4119,12 +4205,14 @@
         <w:tc>
           <w:tcPr>
             <w:tcW w:w="1334" w:type="dxa"/>
-            <w:tcBorders/>
-          </w:tcPr>
-          <w:p>
-            <w:pPr>
-              <w:pStyle w:val="Normal"/>
-              <w:widowControl/>
+            <w:gridSpan w:val="2"/>
+            <w:tcBorders/>
+          </w:tcPr>
+          <w:p>
+            <w:pPr>
+              <w:pStyle w:val="Normal"/>
+              <w:widowControl/>
+              <w:suppressAutoHyphens w:val="true"/>
               <w:spacing w:lineRule="auto" w:line="240" w:before="0" w:after="0"/>
               <w:ind w:hanging="0"/>
               <w:jc w:val="both"/>
@@ -4151,6 +4239,7 @@
             <w:pPr>
               <w:pStyle w:val="Normal"/>
               <w:widowControl/>
+              <w:suppressAutoHyphens w:val="true"/>
               <w:spacing w:lineRule="auto" w:line="240" w:before="0" w:after="0"/>
               <w:ind w:hanging="0"/>
               <w:jc w:val="both"/>
@@ -4177,6 +4266,7 @@
             <w:pPr>
               <w:pStyle w:val="Normal"/>
               <w:widowControl/>
+              <w:suppressAutoHyphens w:val="true"/>
               <w:spacing w:lineRule="auto" w:line="240" w:before="0" w:after="0"/>
               <w:ind w:hanging="0"/>
               <w:jc w:val="both"/>
@@ -4203,6 +4293,7 @@
             <w:pPr>
               <w:pStyle w:val="Normal"/>
               <w:widowControl/>
+              <w:suppressAutoHyphens w:val="true"/>
               <w:spacing w:lineRule="auto" w:line="240" w:before="0" w:after="0"/>
               <w:ind w:hanging="0"/>
               <w:jc w:val="both"/>
@@ -4232,6 +4323,7 @@
             <w:pPr>
               <w:pStyle w:val="Normal"/>
               <w:widowControl/>
+              <w:suppressAutoHyphens w:val="true"/>
               <w:spacing w:lineRule="auto" w:line="240" w:before="0" w:after="0"/>
               <w:ind w:hanging="0"/>
               <w:jc w:val="both"/>
@@ -4258,6 +4350,7 @@
             <w:pPr>
               <w:pStyle w:val="Normal"/>
               <w:widowControl/>
+              <w:suppressAutoHyphens w:val="true"/>
               <w:spacing w:lineRule="auto" w:line="240" w:before="0" w:after="0"/>
               <w:ind w:hanging="0"/>
               <w:jc w:val="both"/>
@@ -4284,6 +4377,7 @@
             <w:pPr>
               <w:pStyle w:val="Normal"/>
               <w:widowControl/>
+              <w:suppressAutoHyphens w:val="true"/>
               <w:spacing w:lineRule="auto" w:line="240" w:before="0" w:after="0"/>
               <w:ind w:hanging="0"/>
               <w:jc w:val="both"/>
@@ -4304,12 +4398,14 @@
         <w:tc>
           <w:tcPr>
             <w:tcW w:w="1334" w:type="dxa"/>
-            <w:tcBorders/>
-          </w:tcPr>
-          <w:p>
-            <w:pPr>
-              <w:pStyle w:val="Normal"/>
-              <w:widowControl/>
+            <w:gridSpan w:val="2"/>
+            <w:tcBorders/>
+          </w:tcPr>
+          <w:p>
+            <w:pPr>
+              <w:pStyle w:val="Normal"/>
+              <w:widowControl/>
+              <w:suppressAutoHyphens w:val="true"/>
               <w:spacing w:lineRule="auto" w:line="240" w:before="0" w:after="0"/>
               <w:ind w:hanging="0"/>
               <w:jc w:val="both"/>
@@ -4336,6 +4432,7 @@
             <w:pPr>
               <w:pStyle w:val="Normal"/>
               <w:widowControl/>
+              <w:suppressAutoHyphens w:val="true"/>
               <w:spacing w:lineRule="auto" w:line="240" w:before="0" w:after="0"/>
               <w:ind w:hanging="0"/>
               <w:jc w:val="both"/>
@@ -4362,6 +4459,7 @@
             <w:pPr>
               <w:pStyle w:val="Normal"/>
               <w:widowControl/>
+              <w:suppressAutoHyphens w:val="true"/>
               <w:spacing w:lineRule="auto" w:line="240" w:before="0" w:after="0"/>
               <w:ind w:hanging="0"/>
               <w:jc w:val="both"/>
@@ -4388,6 +4486,7 @@
             <w:pPr>
               <w:pStyle w:val="Normal"/>
               <w:widowControl/>
+              <w:suppressAutoHyphens w:val="true"/>
               <w:spacing w:lineRule="auto" w:line="240" w:before="0" w:after="0"/>
               <w:ind w:hanging="0"/>
               <w:jc w:val="both"/>
@@ -4417,6 +4516,7 @@
             <w:pPr>
               <w:pStyle w:val="Normal"/>
               <w:widowControl/>
+              <w:suppressAutoHyphens w:val="true"/>
               <w:spacing w:lineRule="auto" w:line="240" w:before="0" w:after="0"/>
               <w:ind w:hanging="0"/>
               <w:jc w:val="both"/>
@@ -4443,6 +4543,7 @@
             <w:pPr>
               <w:pStyle w:val="Normal"/>
               <w:widowControl/>
+              <w:suppressAutoHyphens w:val="true"/>
               <w:spacing w:lineRule="auto" w:line="240" w:before="0" w:after="0"/>
               <w:ind w:hanging="0"/>
               <w:jc w:val="both"/>
@@ -4469,6 +4570,7 @@
             <w:pPr>
               <w:pStyle w:val="Normal"/>
               <w:widowControl/>
+              <w:suppressAutoHyphens w:val="true"/>
               <w:spacing w:lineRule="auto" w:line="240" w:before="0" w:after="0"/>
               <w:ind w:hanging="0"/>
               <w:jc w:val="both"/>
@@ -4489,12 +4591,14 @@
         <w:tc>
           <w:tcPr>
             <w:tcW w:w="1334" w:type="dxa"/>
-            <w:tcBorders/>
-          </w:tcPr>
-          <w:p>
-            <w:pPr>
-              <w:pStyle w:val="Normal"/>
-              <w:widowControl/>
+            <w:gridSpan w:val="2"/>
+            <w:tcBorders/>
+          </w:tcPr>
+          <w:p>
+            <w:pPr>
+              <w:pStyle w:val="Normal"/>
+              <w:widowControl/>
+              <w:suppressAutoHyphens w:val="true"/>
               <w:spacing w:lineRule="auto" w:line="240" w:before="0" w:after="0"/>
               <w:ind w:hanging="0"/>
               <w:jc w:val="both"/>
@@ -4521,6 +4625,7 @@
             <w:pPr>
               <w:pStyle w:val="Normal"/>
               <w:widowControl/>
+              <w:suppressAutoHyphens w:val="true"/>
               <w:spacing w:lineRule="auto" w:line="240" w:before="0" w:after="0"/>
               <w:ind w:hanging="0"/>
               <w:jc w:val="both"/>
@@ -4547,6 +4652,7 @@
             <w:pPr>
               <w:pStyle w:val="Normal"/>
               <w:widowControl/>
+              <w:suppressAutoHyphens w:val="true"/>
               <w:spacing w:lineRule="auto" w:line="240" w:before="0" w:after="0"/>
               <w:ind w:hanging="0"/>
               <w:jc w:val="both"/>
@@ -4573,6 +4679,7 @@
             <w:pPr>
               <w:pStyle w:val="Normal"/>
               <w:widowControl/>
+              <w:suppressAutoHyphens w:val="true"/>
               <w:spacing w:lineRule="auto" w:line="240" w:before="0" w:after="0"/>
               <w:ind w:hanging="0"/>
               <w:jc w:val="both"/>
@@ -4806,7 +4913,7 @@
                         <w:txbxContent>
                           <w:p>
                             <w:pPr>
-                              <w:pStyle w:val="Style20"/>
+                              <w:pStyle w:val="user3"/>
                               <w:ind w:hanging="0"/>
                               <w:rPr>
                                 <w:sz w:val="20"/>
@@ -4840,7 +4947,7 @@
                   <w:txbxContent>
                     <w:p>
                       <w:pPr>
-                        <w:pStyle w:val="Style20"/>
+                        <w:pStyle w:val="user3"/>
                         <w:ind w:hanging="0"/>
                         <w:rPr>
                           <w:sz w:val="20"/>
@@ -4902,7 +5009,7 @@
                         <w:txbxContent>
                           <w:p>
                             <w:pPr>
-                              <w:pStyle w:val="Style20"/>
+                              <w:pStyle w:val="user3"/>
                               <w:ind w:hanging="0"/>
                               <w:rPr>
                                 <w:sz w:val="20"/>
@@ -4936,7 +5043,7 @@
                   <w:txbxContent>
                     <w:p>
                       <w:pPr>
-                        <w:pStyle w:val="Style20"/>
+                        <w:pStyle w:val="user3"/>
                         <w:ind w:hanging="0"/>
                         <w:rPr>
                           <w:sz w:val="20"/>
@@ -4998,7 +5105,7 @@
                         <w:txbxContent>
                           <w:p>
                             <w:pPr>
-                              <w:pStyle w:val="Style20"/>
+                              <w:pStyle w:val="user3"/>
                               <w:ind w:hanging="0"/>
                               <w:rPr>
                                 <w:sz w:val="20"/>
@@ -5032,7 +5139,7 @@
                   <w:txbxContent>
                     <w:p>
                       <w:pPr>
-                        <w:pStyle w:val="Style20"/>
+                        <w:pStyle w:val="user3"/>
                         <w:ind w:hanging="0"/>
                         <w:rPr>
                           <w:sz w:val="20"/>
@@ -5982,6 +6089,7 @@
     <w:rsid w:val="008c3c7d"/>
     <w:pPr>
       <w:widowControl/>
+      <w:suppressAutoHyphens w:val="true"/>
       <w:bidi w:val="0"/>
       <w:spacing w:lineRule="auto" w:line="360" w:before="0" w:after="0"/>
       <w:ind w:firstLine="709"/>
@@ -5993,7 +6101,7 @@
       <w:kern w:val="0"/>
       <w:sz w:val="28"/>
       <w:szCs w:val="20"/>
-      <w:lang w:eastAsia="ru-RU" w:val="ru-RU" w:bidi="ar-SA"/>
+      <w:lang w:val="ru-RU" w:eastAsia="ru-RU" w:bidi="ar-SA"/>
     </w:rPr>
   </w:style>
   <w:style w:type="character" w:styleId="DefaultParagraphFont" w:default="1">
@@ -6120,6 +6228,39 @@
       <w:rFonts w:cs="Lucida Sans"/>
     </w:rPr>
   </w:style>
+  <w:style w:type="paragraph" w:styleId="user">
+    <w:name w:val="Заголовок (user)"/>
+    <w:basedOn w:val="Normal"/>
+    <w:next w:val="BodyText"/>
+    <w:qFormat/>
+    <w:pPr>
+      <w:keepNext w:val="true"/>
+      <w:spacing w:before="240" w:after="120"/>
+    </w:pPr>
+    <w:rPr>
+      <w:rFonts w:ascii="Liberation Sans" w:hAnsi="Liberation Sans" w:eastAsia="Microsoft YaHei" w:cs="Lucida Sans"/>
+      <w:sz w:val="28"/>
+      <w:szCs w:val="28"/>
+    </w:rPr>
+  </w:style>
+  <w:style w:type="paragraph" w:styleId="user1">
+    <w:name w:val="Указатель (user)"/>
+    <w:basedOn w:val="Normal"/>
+    <w:qFormat/>
+    <w:pPr>
+      <w:suppressLineNumbers/>
+    </w:pPr>
+    <w:rPr>
+      <w:rFonts w:cs="Lucida Sans"/>
+    </w:rPr>
+  </w:style>
+  <w:style w:type="paragraph" w:styleId="user2">
+    <w:name w:val="Колонтитулы (user)"/>
+    <w:basedOn w:val="Normal"/>
+    <w:qFormat/>
+    <w:pPr/>
+    <w:rPr/>
+  </w:style>
   <w:style w:type="paragraph" w:styleId="Style19">
     <w:name w:val="Колонтитулы"/>
     <w:basedOn w:val="Normal"/>
@@ -6209,6 +6350,13 @@
       <w:szCs w:val="24"/>
     </w:rPr>
   </w:style>
+  <w:style w:type="paragraph" w:styleId="user3">
+    <w:name w:val="Содержимое врезки (user)"/>
+    <w:basedOn w:val="Normal"/>
+    <w:qFormat/>
+    <w:pPr/>
+    <w:rPr/>
+  </w:style>
   <w:style w:type="paragraph" w:styleId="Style20">
     <w:name w:val="Содержимое врезки"/>
     <w:basedOn w:val="Normal"/>
@@ -6216,8 +6364,8 @@
     <w:pPr/>
     <w:rPr/>
   </w:style>
-  <w:style w:type="numbering" w:styleId="Style21" w:default="1">
-    <w:name w:val="Без списка"/>
+  <w:style w:type="numbering" w:styleId="user4" w:default="1">
+    <w:name w:val="Без списка (user)"/>
     <w:uiPriority w:val="99"/>
     <w:semiHidden/>
     <w:unhideWhenUsed/>
